--- a/AI Tools FOr Acadamic Research.docx
+++ b/AI Tools FOr Acadamic Research.docx
@@ -14,24 +14,493 @@
           <w:b/>
           <w:bCs/>
         </w:rPr>
+        <w:t xml:space="preserve">AI Tools for </w:t>
+      </w:r>
+      <w:r>
+        <w:rPr>
+          <w:b/>
+          <w:bCs/>
+        </w:rPr>
+        <w:t>Academic</w:t>
+      </w:r>
+      <w:r>
+        <w:rPr>
+          <w:b/>
+          <w:bCs/>
+        </w:rPr>
+        <w:t xml:space="preserve"> </w:t>
+      </w:r>
+      <w:r>
+        <w:rPr>
+          <w:b/>
+          <w:bCs/>
+        </w:rPr>
+        <w:t>Research</w:t>
+      </w:r>
+    </w:p>
+    <w:p>
+      <w:pPr>
+        <w:rPr>
+          <w:b/>
+          <w:bCs/>
+        </w:rPr>
+      </w:pPr>
+      <w:r>
+        <w:rPr>
+          <w:b/>
+          <w:bCs/>
+        </w:rPr>
+        <w:t>Introduction</w:t>
+      </w:r>
+    </w:p>
+    <w:p>
+      <w:r>
+        <w:t>A</w:t>
+      </w:r>
+      <w:r>
+        <w:t xml:space="preserve"> research project mainly </w:t>
+      </w:r>
+      <w:r>
+        <w:t>has</w:t>
+      </w:r>
+      <w:r>
+        <w:t xml:space="preserve"> </w:t>
+      </w:r>
+      <w:r>
+        <w:t>6</w:t>
+      </w:r>
+      <w:r>
+        <w:t xml:space="preserve"> steps.</w:t>
+      </w:r>
+    </w:p>
+    <w:p>
+      <w:pPr>
+        <w:pStyle w:val="ListParagraph"/>
+        <w:numPr>
+          <w:ilvl w:val="0"/>
+          <w:numId w:val="2"/>
+        </w:numPr>
+      </w:pPr>
+      <w:r>
+        <w:t xml:space="preserve">Select a simple Topic – </w:t>
+      </w:r>
+      <w:r>
+        <w:t xml:space="preserve">Narrow </w:t>
+      </w:r>
+      <w:r>
+        <w:t>and manageable topic</w:t>
+      </w:r>
+    </w:p>
+    <w:p>
+      <w:pPr>
+        <w:pStyle w:val="ListParagraph"/>
+        <w:numPr>
+          <w:ilvl w:val="0"/>
+          <w:numId w:val="2"/>
+        </w:numPr>
+      </w:pPr>
+      <w:r>
+        <w:t>Define the problem/question  - What do you want to find out</w:t>
+      </w:r>
+    </w:p>
+    <w:p>
+      <w:pPr>
+        <w:pStyle w:val="ListParagraph"/>
+        <w:numPr>
+          <w:ilvl w:val="0"/>
+          <w:numId w:val="2"/>
+        </w:numPr>
+      </w:pPr>
+      <w:r>
+        <w:t>Review the exciting information -  Books, journals, articles, websites</w:t>
+      </w:r>
+    </w:p>
+    <w:p>
+      <w:pPr>
+        <w:pStyle w:val="ListParagraph"/>
+        <w:numPr>
+          <w:ilvl w:val="0"/>
+          <w:numId w:val="2"/>
+        </w:numPr>
+      </w:pPr>
+      <w:r>
+        <w:t>Collect data – surveys, experiments,  secondary sources.</w:t>
+      </w:r>
+    </w:p>
+    <w:p>
+      <w:pPr>
+        <w:pStyle w:val="ListParagraph"/>
+        <w:numPr>
+          <w:ilvl w:val="0"/>
+          <w:numId w:val="2"/>
+        </w:numPr>
+      </w:pPr>
+      <w:r>
+        <w:t xml:space="preserve">Analyze results – Basic statistics, </w:t>
+      </w:r>
+      <w:r>
+        <w:t>comparison,</w:t>
+      </w:r>
+      <w:r>
+        <w:t xml:space="preserve"> or summaries</w:t>
+      </w:r>
+    </w:p>
+    <w:p>
+      <w:pPr>
+        <w:pStyle w:val="ListParagraph"/>
+        <w:numPr>
+          <w:ilvl w:val="0"/>
+          <w:numId w:val="2"/>
+        </w:numPr>
+      </w:pPr>
+      <w:r>
+        <w:t xml:space="preserve">Write the report </w:t>
+      </w:r>
+      <w:r>
+        <w:t>–</w:t>
+      </w:r>
+      <w:r>
+        <w:t xml:space="preserve"> </w:t>
+      </w:r>
+      <w:r>
+        <w:t>Intro -&gt;</w:t>
+      </w:r>
+      <w:r>
+        <w:t xml:space="preserve"> Method </w:t>
+      </w:r>
+      <w:r>
+        <w:t>-&gt;</w:t>
+      </w:r>
+      <w:r>
+        <w:t xml:space="preserve"> </w:t>
+      </w:r>
+      <w:r>
+        <w:t>Results</w:t>
+      </w:r>
+      <w:r>
+        <w:t xml:space="preserve"> </w:t>
+      </w:r>
+      <w:r>
+        <w:t>-&gt;</w:t>
+      </w:r>
+      <w:r>
+        <w:t xml:space="preserve"> Conclusion</w:t>
+      </w:r>
+    </w:p>
+    <w:p>
+      <w:r>
+        <w:t xml:space="preserve">AI tools have the potential to transform </w:t>
+      </w:r>
+      <w:r>
+        <w:t>those</w:t>
+      </w:r>
+      <w:r>
+        <w:t xml:space="preserve"> stages of a research project. Now a days have many tools </w:t>
+      </w:r>
+      <w:r>
+        <w:t>to</w:t>
+      </w:r>
+      <w:r>
+        <w:t xml:space="preserve"> help. </w:t>
+      </w:r>
+      <w:r>
+        <w:t xml:space="preserve">Now </w:t>
+      </w:r>
+      <w:r>
+        <w:t>let's</w:t>
+      </w:r>
+      <w:r>
+        <w:t xml:space="preserve"> check how these tools </w:t>
+      </w:r>
+      <w:r>
+        <w:t>help these</w:t>
+      </w:r>
+      <w:r>
+        <w:t xml:space="preserve"> stages</w:t>
+      </w:r>
+      <w:r>
+        <w:br/>
+      </w:r>
+      <w:r>
+        <w:br/>
+        <w:t xml:space="preserve">Example :-  </w:t>
+      </w:r>
+      <w:proofErr w:type="spellStart"/>
+      <w:r>
+        <w:t>Consensus.app</w:t>
+      </w:r>
+      <w:proofErr w:type="spellEnd"/>
+      <w:r>
+        <w:t>, library.scholarey.com, elicit.com, research.rabbit.com, connectedpapers.com</w:t>
+      </w:r>
+      <w:r>
+        <w:t xml:space="preserve">, </w:t>
+      </w:r>
+      <w:r>
+        <w:t>tableau.com</w:t>
+      </w:r>
+      <w:r>
+        <w:t xml:space="preserve">, </w:t>
+      </w:r>
+      <w:r>
+        <w:t>app.powerbi.com</w:t>
+      </w:r>
+      <w:r>
+        <w:t xml:space="preserve">, </w:t>
+      </w:r>
+      <w:r>
+        <w:t>scispace.com</w:t>
+      </w:r>
+    </w:p>
+    <w:p/>
+    <w:p>
+      <w:pPr>
+        <w:rPr>
+          <w:b/>
+          <w:bCs/>
+        </w:rPr>
+      </w:pPr>
+      <w:r>
+        <w:rPr>
+          <w:b/>
+          <w:bCs/>
+        </w:rPr>
+        <w:t>Tools</w:t>
+      </w:r>
+    </w:p>
+    <w:p>
+      <w:proofErr w:type="spellStart"/>
+      <w:r>
+        <w:t>Consensus.app</w:t>
+      </w:r>
+      <w:proofErr w:type="spellEnd"/>
+      <w:r>
+        <w:t xml:space="preserve"> – This AI tool mainly </w:t>
+      </w:r>
+      <w:r>
+        <w:t>works</w:t>
+      </w:r>
+      <w:r>
+        <w:t xml:space="preserve"> as </w:t>
+      </w:r>
+      <w:r>
+        <w:t xml:space="preserve">a </w:t>
+      </w:r>
+      <w:r>
+        <w:t xml:space="preserve">search engine </w:t>
+      </w:r>
+      <w:r>
+        <w:t>for</w:t>
+      </w:r>
+      <w:r>
+        <w:t xml:space="preserve"> research and papers. It </w:t>
+      </w:r>
+      <w:r>
+        <w:t>gives</w:t>
+      </w:r>
+      <w:r>
+        <w:t xml:space="preserve"> us </w:t>
+      </w:r>
+      <w:r>
+        <w:t xml:space="preserve">a </w:t>
+      </w:r>
+      <w:r>
+        <w:t>summary of many research papers</w:t>
+      </w:r>
+      <w:r>
+        <w:t>,</w:t>
+      </w:r>
+      <w:r>
+        <w:t xml:space="preserve"> and </w:t>
+      </w:r>
+      <w:r>
+        <w:t>it's</w:t>
+      </w:r>
+      <w:r>
+        <w:t xml:space="preserve"> totally free. </w:t>
+      </w:r>
+      <w:r>
+        <w:t>Its</w:t>
+      </w:r>
+      <w:r>
+        <w:t xml:space="preserve"> premium </w:t>
+      </w:r>
+      <w:r>
+        <w:t>has more</w:t>
+      </w:r>
+      <w:r>
+        <w:t xml:space="preserve"> benefits</w:t>
+      </w:r>
+    </w:p>
+    <w:p>
+      <w:r>
+        <w:t xml:space="preserve">Library.scholarcy.com – If we upload </w:t>
+      </w:r>
+      <w:r>
+        <w:t>a research</w:t>
+      </w:r>
+      <w:r>
+        <w:t xml:space="preserve"> paper or book to this, then it </w:t>
+      </w:r>
+      <w:r>
+        <w:t>gives a</w:t>
+      </w:r>
+      <w:r>
+        <w:t xml:space="preserve"> summary, key findings, objective, conclusion like things. This tool have limit credit on </w:t>
+      </w:r>
+      <w:r>
+        <w:t xml:space="preserve">the </w:t>
+      </w:r>
+      <w:r>
+        <w:t xml:space="preserve">free plan. Recommend </w:t>
+      </w:r>
+      <w:r>
+        <w:t>getting a</w:t>
+      </w:r>
+      <w:r>
+        <w:t xml:space="preserve"> premium plan </w:t>
+      </w:r>
+      <w:r>
+        <w:t>to</w:t>
+      </w:r>
+      <w:r>
+        <w:t xml:space="preserve"> save time.</w:t>
+      </w:r>
+    </w:p>
+    <w:p>
+      <w:r>
+        <w:t>app.powerbi.com</w:t>
+      </w:r>
+      <w:r>
+        <w:t xml:space="preserve">- This tool </w:t>
+      </w:r>
+      <w:r>
+        <w:t>helps</w:t>
+      </w:r>
+      <w:r>
+        <w:t xml:space="preserve"> create </w:t>
+      </w:r>
+      <w:r>
+        <w:t>graphs</w:t>
+      </w:r>
+      <w:r>
+        <w:t xml:space="preserve"> and charts. Analyze the data and give some summaries. </w:t>
+      </w:r>
+      <w:r>
+        <w:t>Break down</w:t>
+      </w:r>
+      <w:r>
+        <w:t xml:space="preserve"> data like things.</w:t>
+      </w:r>
+      <w:r>
+        <w:t xml:space="preserve"> </w:t>
+      </w:r>
+    </w:p>
+    <w:p>
+      <w:r>
+        <w:t>scispace.com</w:t>
+      </w:r>
+      <w:r>
+        <w:t xml:space="preserve"> – AI search engine tool and give some summary and can access research papers using this tool. This has chat with PDF option. It lot helps for </w:t>
+      </w:r>
+      <w:proofErr w:type="spellStart"/>
+      <w:r>
+        <w:t>keyfindings</w:t>
+      </w:r>
+      <w:proofErr w:type="spellEnd"/>
+      <w:r>
+        <w:t xml:space="preserve">. And release the time. Find the topics, AI writer and have many </w:t>
+      </w:r>
+      <w:proofErr w:type="spellStart"/>
+      <w:r>
+        <w:t>opotion</w:t>
+      </w:r>
+      <w:proofErr w:type="spellEnd"/>
+      <w:r>
+        <w:t>.</w:t>
+      </w:r>
+    </w:p>
+    <w:p/>
+    <w:p>
+      <w:pPr>
+        <w:rPr>
+          <w:b/>
+          <w:bCs/>
+        </w:rPr>
+      </w:pPr>
+    </w:p>
+    <w:p>
+      <w:pPr>
+        <w:rPr>
+          <w:b/>
+          <w:bCs/>
+        </w:rPr>
+      </w:pPr>
+      <w:r>
+        <w:rPr>
+          <w:b/>
+          <w:bCs/>
+        </w:rPr>
         <w:t>Present Situation</w:t>
       </w:r>
     </w:p>
     <w:p>
       <w:r>
-        <w:t>Now a days student tendency to use AI tools in research.</w:t>
+        <w:lastRenderedPageBreak/>
+        <w:t>Nowadays, students'</w:t>
+      </w:r>
+      <w:r>
+        <w:t xml:space="preserve"> tendency to use AI tools in research.</w:t>
       </w:r>
       <w:r>
         <w:t xml:space="preserve"> According to </w:t>
       </w:r>
       <w:r>
+        <w:t>an</w:t>
+      </w:r>
+      <w:r>
+        <w:t xml:space="preserve"> online survey higher </w:t>
+      </w:r>
+      <w:r>
+        <w:t>education</w:t>
+      </w:r>
+      <w:r>
         <w:t xml:space="preserve"> </w:t>
       </w:r>
       <w:r>
-        <w:t>a online of survey higher educations students’ have positive attitude and awareness of this tools. They looks this tools can revolutionise academic research.</w:t>
-      </w:r>
-      <w:r>
-        <w:t xml:space="preserve"> AI tools can help as writing assistant.</w:t>
+        <w:t>students</w:t>
+      </w:r>
+      <w:r>
+        <w:t xml:space="preserve"> have </w:t>
+      </w:r>
+      <w:r>
+        <w:t xml:space="preserve">a </w:t>
+      </w:r>
+      <w:r>
+        <w:t xml:space="preserve">positive attitude and awareness of </w:t>
+      </w:r>
+      <w:r>
+        <w:t>these</w:t>
+      </w:r>
+      <w:r>
+        <w:t xml:space="preserve"> tools. They looks this tools can </w:t>
+      </w:r>
+      <w:proofErr w:type="spellStart"/>
+      <w:r>
+        <w:t>revolutionise</w:t>
+      </w:r>
+      <w:proofErr w:type="spellEnd"/>
+      <w:r>
+        <w:t xml:space="preserve"> academic research.</w:t>
+      </w:r>
+      <w:r>
+        <w:t xml:space="preserve"> AI tools can help as </w:t>
+      </w:r>
+      <w:r>
+        <w:t xml:space="preserve">a </w:t>
+      </w:r>
+      <w:r>
+        <w:t>writing assistant.</w:t>
       </w:r>
     </w:p>
     <w:p>
@@ -108,40 +577,44 @@
           <w:numId w:val="1"/>
         </w:numPr>
       </w:pPr>
-    </w:p>
-    <w:p>
-      <w:r>
-        <w:br w:type="page"/>
-      </w:r>
-    </w:p>
-    <w:p>
-      <w:pPr>
-        <w:pStyle w:val="ListParagraph"/>
-      </w:pPr>
-      <w:r>
-        <w:lastRenderedPageBreak/>
-        <w:t xml:space="preserve">Save the time – Ai tool s can helps some researches and pages somorize like we want using key findings, it helps to remove unnecassary data. And some creating </w:t>
+      <w:r>
+        <w:t xml:space="preserve">Save the time – Ai tool </w:t>
+      </w:r>
+      <w:proofErr w:type="spellStart"/>
+      <w:r>
+        <w:t>s can</w:t>
+      </w:r>
+      <w:proofErr w:type="spellEnd"/>
+      <w:r>
+        <w:t xml:space="preserve"> helps some researches and pages </w:t>
+      </w:r>
+      <w:proofErr w:type="spellStart"/>
+      <w:r>
+        <w:t>somorize</w:t>
+      </w:r>
+      <w:proofErr w:type="spellEnd"/>
+      <w:r>
+        <w:t xml:space="preserve"> like we want using key findings, it helps to remove </w:t>
+      </w:r>
+      <w:proofErr w:type="spellStart"/>
+      <w:r>
+        <w:t>unnecassary</w:t>
+      </w:r>
+      <w:proofErr w:type="spellEnd"/>
+      <w:r>
+        <w:t xml:space="preserve"> data. And some creating </w:t>
       </w:r>
       <w:r>
         <w:br/>
-        <w:t>Data Analyze and pattern recognize – Matchine languages and other languages</w:t>
-      </w:r>
-      <w:r>
-        <w:br/>
-        <w:t>Visual Data Generate – We can generate some visua images pr videos using by AI given using datas</w:t>
-      </w:r>
-      <w:r>
-        <w:br/>
-        <w:t>Problem Solving – In during the research if come some problem AI can can solve some problems and give some ideas to help</w:t>
-      </w:r>
-      <w:r>
-        <w:br/>
-        <w:t>as Search Engine-  Ai tool can helps some explore information and give that data as we wish. Like summary or some given structure.</w:t>
-      </w:r>
-    </w:p>
-    <w:p>
-      <w:r>
-        <w:br w:type="page"/>
+        <w:t xml:space="preserve">Data Analyze and pattern recognize </w:t>
+      </w:r>
+      <w:proofErr w:type="spellStart"/>
+      <w:r>
+        <w:t>Matchine</w:t>
+      </w:r>
+      <w:proofErr w:type="spellEnd"/>
+      <w:r>
+        <w:t xml:space="preserve"> languages and other languages</w:t>
       </w:r>
     </w:p>
     <w:p>
@@ -153,9 +626,21 @@
         </w:numPr>
       </w:pPr>
       <w:r>
-        <w:lastRenderedPageBreak/>
-        <w:t>Writing assistant (can write more clear and can concise the details. )</w:t>
-      </w:r>
+        <w:t xml:space="preserve">Visual Data Generate – We can generate some </w:t>
+      </w:r>
+      <w:proofErr w:type="spellStart"/>
+      <w:r>
+        <w:t>visua</w:t>
+      </w:r>
+      <w:proofErr w:type="spellEnd"/>
+      <w:r>
+        <w:t xml:space="preserve"> images pr videos using by AI given using </w:t>
+      </w:r>
+      <w:proofErr w:type="spellStart"/>
+      <w:r>
+        <w:t>datas</w:t>
+      </w:r>
+      <w:proofErr w:type="spellEnd"/>
     </w:p>
     <w:p>
       <w:pPr>
@@ -164,13 +649,17 @@
           <w:ilvl w:val="0"/>
           <w:numId w:val="1"/>
         </w:numPr>
-        <w:rPr>
-          <w:b/>
-          <w:bCs/>
-        </w:rPr>
-      </w:pPr>
-      <w:r>
-        <w:t>Dissemination (Ai helps for disseminate wider audience like making posters, covers)</w:t>
+      </w:pPr>
+      <w:r>
+        <w:t xml:space="preserve">Problem Solving – In during the research if come some problem AI can </w:t>
+      </w:r>
+      <w:proofErr w:type="spellStart"/>
+      <w:r>
+        <w:t>can</w:t>
+      </w:r>
+      <w:proofErr w:type="spellEnd"/>
+      <w:r>
+        <w:t xml:space="preserve"> solve some problems and give some ideas to help</w:t>
       </w:r>
     </w:p>
     <w:p>
@@ -180,33 +669,12 @@
           <w:ilvl w:val="0"/>
           <w:numId w:val="1"/>
         </w:numPr>
-        <w:rPr>
-          <w:b/>
-          <w:bCs/>
-        </w:rPr>
-      </w:pPr>
-    </w:p>
-    <w:p>
-      <w:pPr>
-        <w:rPr>
-          <w:b/>
-          <w:bCs/>
-        </w:rPr>
-      </w:pPr>
-    </w:p>
-    <w:p>
-      <w:pPr>
-        <w:rPr>
-          <w:b/>
-          <w:bCs/>
-        </w:rPr>
-      </w:pPr>
-      <w:r>
-        <w:rPr>
-          <w:b/>
-          <w:bCs/>
-        </w:rPr>
-        <w:t>Disadvantages (miss uses)</w:t>
+      </w:pPr>
+      <w:r>
+        <w:t>A</w:t>
+      </w:r>
+      <w:r>
+        <w:t>s Search Engine-  Ai tool can helps some explore information and give that data as we wish. Like summary or some given structure.</w:t>
       </w:r>
     </w:p>
     <w:p>
@@ -217,23 +685,175 @@
           <w:numId w:val="1"/>
         </w:numPr>
       </w:pPr>
-    </w:p>
-    <w:p>
-      <w:pPr>
-        <w:rPr>
-          <w:b/>
-          <w:bCs/>
-        </w:rPr>
-      </w:pPr>
-    </w:p>
-    <w:p>
-      <w:r>
-        <w:rPr>
-          <w:b/>
-          <w:bCs/>
-        </w:rPr>
-        <w:t>Responsible-use Guidlines</w:t>
-      </w:r>
+      <w:r>
+        <w:t>Writing assistant (can write more clear and can concise the details. )</w:t>
+      </w:r>
+    </w:p>
+    <w:p>
+      <w:pPr>
+        <w:pStyle w:val="ListParagraph"/>
+        <w:numPr>
+          <w:ilvl w:val="0"/>
+          <w:numId w:val="1"/>
+        </w:numPr>
+        <w:rPr>
+          <w:b/>
+          <w:bCs/>
+        </w:rPr>
+      </w:pPr>
+      <w:r>
+        <w:t>Dissemination (Ai helps for disseminate wider audience like making posters, covers)</w:t>
+      </w:r>
+    </w:p>
+    <w:p>
+      <w:pPr>
+        <w:pStyle w:val="ListParagraph"/>
+      </w:pPr>
+    </w:p>
+    <w:p/>
+    <w:p>
+      <w:pPr>
+        <w:rPr>
+          <w:b/>
+          <w:bCs/>
+        </w:rPr>
+      </w:pPr>
+      <w:r>
+        <w:rPr>
+          <w:b/>
+          <w:bCs/>
+        </w:rPr>
+        <w:t>Disadvantages</w:t>
+      </w:r>
+    </w:p>
+    <w:p>
+      <w:pPr>
+        <w:pStyle w:val="ListParagraph"/>
+        <w:numPr>
+          <w:ilvl w:val="0"/>
+          <w:numId w:val="1"/>
+        </w:numPr>
+        <w:rPr>
+          <w:b/>
+          <w:bCs/>
+        </w:rPr>
+      </w:pPr>
+      <w:r>
+        <w:t>Reduce the thinking</w:t>
+      </w:r>
+    </w:p>
+    <w:p>
+      <w:pPr>
+        <w:pStyle w:val="ListParagraph"/>
+        <w:numPr>
+          <w:ilvl w:val="0"/>
+          <w:numId w:val="1"/>
+        </w:numPr>
+        <w:rPr>
+          <w:b/>
+          <w:bCs/>
+        </w:rPr>
+      </w:pPr>
+      <w:r>
+        <w:t xml:space="preserve">Addiction – </w:t>
+      </w:r>
+    </w:p>
+    <w:p>
+      <w:pPr>
+        <w:pStyle w:val="ListParagraph"/>
+        <w:numPr>
+          <w:ilvl w:val="0"/>
+          <w:numId w:val="1"/>
+        </w:numPr>
+      </w:pPr>
+      <w:r>
+        <w:t>Rise of shallow research</w:t>
+      </w:r>
+    </w:p>
+    <w:p>
+      <w:pPr>
+        <w:pStyle w:val="ListParagraph"/>
+        <w:numPr>
+          <w:ilvl w:val="0"/>
+          <w:numId w:val="1"/>
+        </w:numPr>
+      </w:pPr>
+      <w:r>
+        <w:t xml:space="preserve">Copyright issues - </w:t>
+      </w:r>
+    </w:p>
+    <w:p>
+      <w:pPr>
+        <w:rPr>
+          <w:b/>
+          <w:bCs/>
+        </w:rPr>
+      </w:pPr>
+    </w:p>
+    <w:p>
+      <w:pPr>
+        <w:rPr>
+          <w:b/>
+          <w:bCs/>
+        </w:rPr>
+      </w:pPr>
+      <w:r>
+        <w:rPr>
+          <w:b/>
+          <w:bCs/>
+        </w:rPr>
+        <w:t xml:space="preserve">Responsible-use </w:t>
+      </w:r>
+      <w:r>
+        <w:rPr>
+          <w:b/>
+          <w:bCs/>
+        </w:rPr>
+        <w:t>Guidelines</w:t>
+      </w:r>
+    </w:p>
+    <w:p>
+      <w:r>
+        <w:t xml:space="preserve">In stage of 1-2 &amp; 6 we must do that tasks our self. We must not </w:t>
+      </w:r>
+      <w:proofErr w:type="spellStart"/>
+      <w:r>
+        <w:t>used</w:t>
+      </w:r>
+      <w:proofErr w:type="spellEnd"/>
+      <w:r>
+        <w:t xml:space="preserve"> AI tools. Because that stages when use AI tools. We can </w:t>
+      </w:r>
+      <w:proofErr w:type="spellStart"/>
+      <w:r>
+        <w:t>identifie</w:t>
+      </w:r>
+      <w:proofErr w:type="spellEnd"/>
+      <w:r>
+        <w:t xml:space="preserve"> that who use one is have not knowledge to thinking. In stages of 3-5 we can use AI tools as limit and can boost our research and more </w:t>
+      </w:r>
+      <w:proofErr w:type="spellStart"/>
+      <w:r>
+        <w:lastRenderedPageBreak/>
+        <w:t>effieciency</w:t>
+      </w:r>
+      <w:proofErr w:type="spellEnd"/>
+      <w:r>
+        <w:t xml:space="preserve">. We  can read </w:t>
+      </w:r>
+      <w:proofErr w:type="spellStart"/>
+      <w:r>
+        <w:t>mre</w:t>
+      </w:r>
+      <w:proofErr w:type="spellEnd"/>
+      <w:r>
+        <w:t xml:space="preserve"> research project tool s and pages. Also use data analyze tools.</w:t>
+      </w:r>
+      <w:r>
+        <w:t xml:space="preserve"> </w:t>
+      </w:r>
+    </w:p>
+    <w:p>
       <w:r>
         <w:rPr>
           <w:b/>
@@ -247,8 +867,16 @@
           <w:bCs/>
         </w:rPr>
         <w:br/>
+      </w:r>
+      <w:proofErr w:type="spellStart"/>
+      <w:r>
+        <w:rPr>
+          <w:b/>
+          <w:bCs/>
+        </w:rPr>
         <w:t>Refernces</w:t>
       </w:r>
+      <w:proofErr w:type="spellEnd"/>
       <w:r>
         <w:rPr>
           <w:b/>
@@ -294,7 +922,14 @@
       </w:r>
       <w:r>
         <w:br/>
-        <w:t>Youtube-</w:t>
+      </w:r>
+      <w:proofErr w:type="spellStart"/>
+      <w:r>
+        <w:t>Youtube</w:t>
+      </w:r>
+      <w:proofErr w:type="spellEnd"/>
+      <w:r>
+        <w:t>-</w:t>
       </w:r>
       <w:r>
         <w:t>https://www.youtube.com/watch?v=au7u4Y8p1pM</w:t>
@@ -324,6 +959,95 @@
 <file path=word/numbering.xml><?xml version="1.0" encoding="utf-8"?>
 <w:numbering xmlns:wpc="http://schemas.microsoft.com/office/word/2010/wordprocessingCanvas" xmlns:cx="http://schemas.microsoft.com/office/drawing/2014/chartex" xmlns:cx1="http://schemas.microsoft.com/office/drawing/2015/9/8/chartex" xmlns:cx2="http://schemas.microsoft.com/office/drawing/2015/10/21/chartex" xmlns:cx3="http://schemas.microsoft.com/office/drawing/2016/5/9/chartex" xmlns:cx4="http://schemas.microsoft.com/office/drawing/2016/5/10/chartex" xmlns:cx5="http://schemas.microsoft.com/office/drawing/2016/5/11/chartex" xmlns:cx6="http://schemas.microsoft.com/office/drawing/2016/5/12/chartex" xmlns:cx7="http://schemas.microsoft.com/office/drawing/2016/5/13/chartex" xmlns:cx8="http://schemas.microsoft.com/office/drawing/2016/5/14/chartex" xmlns:mc="http://schemas.openxmlformats.org/markup-compatibility/2006" xmlns:aink="http://schemas.microsoft.com/office/drawing/2016/ink" xmlns:am3d="http://schemas.microsoft.com/office/drawing/2017/model3d" xmlns:o="urn:schemas-microsoft-com:office:office" xmlns:oel="http://schemas.microsoft.com/office/2019/extlst" xmlns:r="http://schemas.openxmlformats.org/officeDocument/2006/relationships" xmlns:m="http://schemas.openxmlformats.org/officeDocument/2006/math" xmlns:v="urn:schemas-microsoft-com:vml" xmlns:wp14="http://schemas.microsoft.com/office/word/2010/wordprocessingDrawing" xmlns:wp="http://schemas.openxmlformats.org/drawingml/2006/wordprocessingDrawing" xmlns:w10="urn:schemas-microsoft-com:office:word" xmlns:w="http://schemas.openxmlformats.org/wordprocessingml/2006/main" xmlns:w14="http://schemas.microsoft.com/office/word/2010/wordml" xmlns:w15="http://schemas.microsoft.com/office/word/2012/wordml" xmlns:w16cei="http://schemas.microsoft.com/office/word/2026/wordml/cei" xmlns:w16cex="http://schemas.microsoft.com/office/word/2018/wordml/cex" xmlns:w16cid="http://schemas.microsoft.com/office/word/2016/wordml/cid" xmlns:w16="http://schemas.microsoft.com/office/word/2018/wordml" xmlns:w16du="http://schemas.microsoft.com/office/word/2023/wordml/word16du" xmlns:w16sdtdh="http://schemas.microsoft.com/office/word/2020/wordml/sdtdatahash" xmlns:w16sdtfl="http://schemas.microsoft.com/office/word/2024/wordml/sdtformatlock" xmlns:w16se="http://schemas.microsoft.com/office/word/2015/wordml/symex" xmlns:wpg="http://schemas.microsoft.com/office/word/2010/wordprocessingGroup" xmlns:wpi="http://schemas.microsoft.com/office/word/2010/wordprocessingInk" xmlns:wne="http://schemas.microsoft.com/office/word/2006/wordml" xmlns:wps="http://schemas.microsoft.com/office/word/2010/wordprocessingShape" mc:Ignorable="w14 w15 w16se w16cid w16 w16cex w16sdtdh w16sdtfl w16du wp14">
   <w:abstractNum w:abstractNumId="0" w15:restartNumberingAfterBreak="0">
+    <w:nsid w:val="5021357E"/>
+    <w:multiLevelType w:val="hybridMultilevel"/>
+    <w:tmpl w:val="384C28FC"/>
+    <w:lvl w:ilvl="0" w:tplc="0409000F">
+      <w:start w:val="1"/>
+      <w:numFmt w:val="decimal"/>
+      <w:lvlText w:val="%1."/>
+      <w:lvlJc w:val="left"/>
+      <w:pPr>
+        <w:ind w:left="720" w:hanging="360"/>
+      </w:pPr>
+      <w:rPr>
+        <w:rFonts w:hint="default"/>
+      </w:rPr>
+    </w:lvl>
+    <w:lvl w:ilvl="1" w:tplc="04090019" w:tentative="1">
+      <w:start w:val="1"/>
+      <w:numFmt w:val="lowerLetter"/>
+      <w:lvlText w:val="%2."/>
+      <w:lvlJc w:val="left"/>
+      <w:pPr>
+        <w:ind w:left="1440" w:hanging="360"/>
+      </w:pPr>
+    </w:lvl>
+    <w:lvl w:ilvl="2" w:tplc="0409001B" w:tentative="1">
+      <w:start w:val="1"/>
+      <w:numFmt w:val="lowerRoman"/>
+      <w:lvlText w:val="%3."/>
+      <w:lvlJc w:val="right"/>
+      <w:pPr>
+        <w:ind w:left="2160" w:hanging="180"/>
+      </w:pPr>
+    </w:lvl>
+    <w:lvl w:ilvl="3" w:tplc="0409000F" w:tentative="1">
+      <w:start w:val="1"/>
+      <w:numFmt w:val="decimal"/>
+      <w:lvlText w:val="%4."/>
+      <w:lvlJc w:val="left"/>
+      <w:pPr>
+        <w:ind w:left="2880" w:hanging="360"/>
+      </w:pPr>
+    </w:lvl>
+    <w:lvl w:ilvl="4" w:tplc="04090019" w:tentative="1">
+      <w:start w:val="1"/>
+      <w:numFmt w:val="lowerLetter"/>
+      <w:lvlText w:val="%5."/>
+      <w:lvlJc w:val="left"/>
+      <w:pPr>
+        <w:ind w:left="3600" w:hanging="360"/>
+      </w:pPr>
+    </w:lvl>
+    <w:lvl w:ilvl="5" w:tplc="0409001B" w:tentative="1">
+      <w:start w:val="1"/>
+      <w:numFmt w:val="lowerRoman"/>
+      <w:lvlText w:val="%6."/>
+      <w:lvlJc w:val="right"/>
+      <w:pPr>
+        <w:ind w:left="4320" w:hanging="180"/>
+      </w:pPr>
+    </w:lvl>
+    <w:lvl w:ilvl="6" w:tplc="0409000F" w:tentative="1">
+      <w:start w:val="1"/>
+      <w:numFmt w:val="decimal"/>
+      <w:lvlText w:val="%7."/>
+      <w:lvlJc w:val="left"/>
+      <w:pPr>
+        <w:ind w:left="5040" w:hanging="360"/>
+      </w:pPr>
+    </w:lvl>
+    <w:lvl w:ilvl="7" w:tplc="04090019" w:tentative="1">
+      <w:start w:val="1"/>
+      <w:numFmt w:val="lowerLetter"/>
+      <w:lvlText w:val="%8."/>
+      <w:lvlJc w:val="left"/>
+      <w:pPr>
+        <w:ind w:left="5760" w:hanging="360"/>
+      </w:pPr>
+    </w:lvl>
+    <w:lvl w:ilvl="8" w:tplc="0409001B" w:tentative="1">
+      <w:start w:val="1"/>
+      <w:numFmt w:val="lowerRoman"/>
+      <w:lvlText w:val="%9."/>
+      <w:lvlJc w:val="right"/>
+      <w:pPr>
+        <w:ind w:left="6480" w:hanging="180"/>
+      </w:pPr>
+    </w:lvl>
+  </w:abstractNum>
+  <w:abstractNum w:abstractNumId="1" w15:restartNumberingAfterBreak="0">
     <w:nsid w:val="5C3E7736"/>
     <w:multiLevelType w:val="hybridMultilevel"/>
     <w:tmpl w:val="58A8842E"/>
@@ -436,6 +1160,9 @@
     </w:lvl>
   </w:abstractNum>
   <w:num w:numId="1" w16cid:durableId="331614803">
+    <w:abstractNumId w:val="1"/>
+  </w:num>
+  <w:num w:numId="2" w16cid:durableId="1674919436">
     <w:abstractNumId w:val="0"/>
   </w:num>
 </w:numbering>
